--- a/por/docx/61.content.docx
+++ b/por/docx/61.content.docx
@@ -19,7 +19,7 @@
         <w:rPr>
           <w:lang w:val="pt_PT" w:bidi="pt_PT"/>
         </w:rPr>
-        <w:t>Resource: Notas de Estudo - Introduções aos Livros (Tyndale)</w:t>
+        <w:t>Resource: Tyndale Open Study Notes</w:t>
       </w:r>
       <w:r>
         <w:rPr>
@@ -112,7 +112,7 @@
         <w:rPr>
           <w:lang w:val="pt_PT" w:bidi="pt_PT"/>
         </w:rPr>
-        <w:t>Notas de Estudo - Introduções aos Livros (Tyndale)</w:t>
+        <w:t>Tyndale Open Study Notes</w:t>
       </w:r>
     </w:p>
     <w:p>

--- a/por/docx/61.content.docx
+++ b/por/docx/61.content.docx
@@ -19,7 +19,7 @@
         <w:rPr>
           <w:lang w:val="pt_PT" w:bidi="pt_PT"/>
         </w:rPr>
-        <w:t>Resource: Tyndale Open Study Notes</w:t>
+        <w:t>Resource: Aquifer Open Study Notes (Book Intros)</w:t>
       </w:r>
       <w:r>
         <w:rPr>
@@ -112,7 +112,7 @@
         <w:rPr>
           <w:lang w:val="pt_PT" w:bidi="pt_PT"/>
         </w:rPr>
-        <w:t>Tyndale Open Study Notes</w:t>
+        <w:t>Aquifer Open Study Notes (Book Intros)</w:t>
       </w:r>
     </w:p>
     <w:p>

--- a/por/docx/61.content.docx
+++ b/por/docx/61.content.docx
@@ -258,54 +258,36 @@
         </w:rPr>
         <w:t>Provavelmente, 2 Pedro foi escrito para o mesmo grupo de cristãos que 1 Pedro (</w:t>
       </w:r>
-      <w:hyperlink r:id="rId13">
-        <w:r>
-          <w:rPr>
-            <w:lang w:val="pt_PT" w:bidi="pt_PT"/>
-          </w:rPr>
-          <w:rPr>
-            <w:color w:val="0000EE"/>
-            <w:u w:val="single"/>
-          </w:rPr>
-          <w:t>1Pe 1.1</w:t>
-        </w:r>
-      </w:hyperlink>
+      <w:r>
+        <w:rPr>
+          <w:lang w:val="pt_PT" w:bidi="pt_PT"/>
+        </w:rPr>
+        <w:t>1Pe 1.1</w:t>
+      </w:r>
       <w:r>
         <w:rPr>
           <w:lang w:val="pt_PT" w:bidi="pt_PT"/>
         </w:rPr>
         <w:t xml:space="preserve">; veja </w:t>
       </w:r>
-      <w:hyperlink r:id="rId14">
-        <w:r>
-          <w:rPr>
-            <w:lang w:val="pt_PT" w:bidi="pt_PT"/>
-          </w:rPr>
-          <w:rPr>
-            <w:color w:val="0000EE"/>
-            <w:u w:val="single"/>
-          </w:rPr>
-          <w:t>2Pe 3.1</w:t>
-        </w:r>
-      </w:hyperlink>
+      <w:r>
+        <w:rPr>
+          <w:lang w:val="pt_PT" w:bidi="pt_PT"/>
+        </w:rPr>
+        <w:t>2Pe 3.1</w:t>
+      </w:r>
       <w:r>
         <w:rPr>
           <w:lang w:val="pt_PT" w:bidi="pt_PT"/>
         </w:rPr>
         <w:t>). Não sabemos se Pedro alguma vez visitou a Ásia Menor — o Novo Testamento nos conta pouco sobre seus movimentos após ele ter saído de Jerusalém por volta de 44 d.C. (</w:t>
       </w:r>
-      <w:hyperlink r:id="rId15">
-        <w:r>
-          <w:rPr>
-            <w:lang w:val="pt_PT" w:bidi="pt_PT"/>
-          </w:rPr>
-          <w:rPr>
-            <w:color w:val="0000EE"/>
-            <w:u w:val="single"/>
-          </w:rPr>
-          <w:t>At 12.16–17</w:t>
-        </w:r>
-      </w:hyperlink>
+      <w:r>
+        <w:rPr>
+          <w:lang w:val="pt_PT" w:bidi="pt_PT"/>
+        </w:rPr>
+        <w:t>At 12.16–17</w:t>
+      </w:r>
       <w:r>
         <w:rPr>
           <w:lang w:val="pt_PT" w:bidi="pt_PT"/>
@@ -337,72 +319,48 @@
         </w:rPr>
         <w:t>Na abertura da carta (</w:t>
       </w:r>
-      <w:hyperlink r:id="rId16">
-        <w:r>
-          <w:rPr>
-            <w:lang w:val="pt_PT" w:bidi="pt_PT"/>
-          </w:rPr>
-          <w:rPr>
-            <w:color w:val="0000EE"/>
-            <w:u w:val="single"/>
-          </w:rPr>
-          <w:t>1.1–15</w:t>
-        </w:r>
-      </w:hyperlink>
+      <w:r>
+        <w:rPr>
+          <w:lang w:val="pt_PT" w:bidi="pt_PT"/>
+        </w:rPr>
+        <w:t>1.1–15</w:t>
+      </w:r>
       <w:r>
         <w:rPr>
           <w:lang w:val="pt_PT" w:bidi="pt_PT"/>
         </w:rPr>
         <w:t>), Pedro se apresenta e identifica seus leitores (</w:t>
       </w:r>
-      <w:hyperlink r:id="rId17">
-        <w:r>
-          <w:rPr>
-            <w:lang w:val="pt_PT" w:bidi="pt_PT"/>
-          </w:rPr>
-          <w:rPr>
-            <w:color w:val="0000EE"/>
-            <w:u w:val="single"/>
-          </w:rPr>
-          <w:t>1.1–2</w:t>
-        </w:r>
-      </w:hyperlink>
+      <w:r>
+        <w:rPr>
+          <w:lang w:val="pt_PT" w:bidi="pt_PT"/>
+        </w:rPr>
+        <w:t>1.1–2</w:t>
+      </w:r>
       <w:r>
         <w:rPr>
           <w:lang w:val="pt_PT" w:bidi="pt_PT"/>
         </w:rPr>
         <w:t>) e expõe sua principal preocupação: que seus leitores cresçam no conhecimento de Deus e de Cristo (</w:t>
       </w:r>
-      <w:hyperlink r:id="rId18">
-        <w:r>
-          <w:rPr>
-            <w:lang w:val="pt_PT" w:bidi="pt_PT"/>
-          </w:rPr>
-          <w:rPr>
-            <w:color w:val="0000EE"/>
-            <w:u w:val="single"/>
-          </w:rPr>
-          <w:t>1.3–11</w:t>
-        </w:r>
-      </w:hyperlink>
+      <w:r>
+        <w:rPr>
+          <w:lang w:val="pt_PT" w:bidi="pt_PT"/>
+        </w:rPr>
+        <w:t>1.3–11</w:t>
+      </w:r>
       <w:r>
         <w:rPr>
           <w:lang w:val="pt_PT" w:bidi="pt_PT"/>
         </w:rPr>
         <w:t>). Ele também lhes fala com um senso de urgência que não tem muito tempo de vida (</w:t>
       </w:r>
-      <w:hyperlink r:id="rId19">
-        <w:r>
-          <w:rPr>
-            <w:lang w:val="pt_PT" w:bidi="pt_PT"/>
-          </w:rPr>
-          <w:rPr>
-            <w:color w:val="0000EE"/>
-            <w:u w:val="single"/>
-          </w:rPr>
-          <w:t>1.12–15</w:t>
-        </w:r>
-      </w:hyperlink>
+      <w:r>
+        <w:rPr>
+          <w:lang w:val="pt_PT" w:bidi="pt_PT"/>
+        </w:rPr>
+        <w:t>1.12–15</w:t>
+      </w:r>
       <w:r>
         <w:rPr>
           <w:lang w:val="pt_PT" w:bidi="pt_PT"/>
@@ -417,36 +375,24 @@
           <w:lang w:val="pt_PT" w:bidi="pt_PT"/>
         </w:rPr>
       </w:r>
-      <w:hyperlink r:id="rId20">
-        <w:r>
-          <w:rPr>
-            <w:lang w:val="pt_PT" w:bidi="pt_PT"/>
-          </w:rPr>
-          <w:rPr>
-            <w:color w:val="0000EE"/>
-            <w:u w:val="single"/>
-          </w:rPr>
-          <w:t>Capítulo 2</w:t>
-        </w:r>
-      </w:hyperlink>
+      <w:r>
+        <w:rPr>
+          <w:lang w:val="pt_PT" w:bidi="pt_PT"/>
+        </w:rPr>
+        <w:t>Capítulo 2</w:t>
+      </w:r>
       <w:r>
         <w:rPr>
           <w:lang w:val="pt_PT" w:bidi="pt_PT"/>
         </w:rPr>
         <w:t xml:space="preserve"> é o foco central desta carta, onde Pedro descreve e condena os falsos mestres. Pedro se prepara para esta denúncia enfatizando a certeza do retorno de Cristo em glória (</w:t>
       </w:r>
-      <w:hyperlink r:id="rId21">
-        <w:r>
-          <w:rPr>
-            <w:lang w:val="pt_PT" w:bidi="pt_PT"/>
-          </w:rPr>
-          <w:rPr>
-            <w:color w:val="0000EE"/>
-            <w:u w:val="single"/>
-          </w:rPr>
-          <w:t>1.16–21</w:t>
-        </w:r>
-      </w:hyperlink>
+      <w:r>
+        <w:rPr>
+          <w:lang w:val="pt_PT" w:bidi="pt_PT"/>
+        </w:rPr>
+        <w:t>1.16–21</w:t>
+      </w:r>
       <w:r>
         <w:rPr>
           <w:lang w:val="pt_PT" w:bidi="pt_PT"/>
@@ -467,72 +413,48 @@
         </w:rPr>
         <w:t>Pedro denuncia os falsos mestres em quatro etapas: Ele prediz a vinda de falsos mestres (</w:t>
       </w:r>
-      <w:hyperlink r:id="rId22">
-        <w:r>
-          <w:rPr>
-            <w:lang w:val="pt_PT" w:bidi="pt_PT"/>
-          </w:rPr>
-          <w:rPr>
-            <w:color w:val="0000EE"/>
-            <w:u w:val="single"/>
-          </w:rPr>
-          <w:t>2.1–3</w:t>
-        </w:r>
-      </w:hyperlink>
+      <w:r>
+        <w:rPr>
+          <w:lang w:val="pt_PT" w:bidi="pt_PT"/>
+        </w:rPr>
+        <w:t>2.1–3</w:t>
+      </w:r>
       <w:r>
         <w:rPr>
           <w:lang w:val="pt_PT" w:bidi="pt_PT"/>
         </w:rPr>
         <w:t>), insiste que Deus os julgará enquanto resgata os justos (</w:t>
       </w:r>
-      <w:hyperlink r:id="rId23">
-        <w:r>
-          <w:rPr>
-            <w:lang w:val="pt_PT" w:bidi="pt_PT"/>
-          </w:rPr>
-          <w:rPr>
-            <w:color w:val="0000EE"/>
-            <w:u w:val="single"/>
-          </w:rPr>
-          <w:t>2.4–10</w:t>
-        </w:r>
-      </w:hyperlink>
+      <w:r>
+        <w:rPr>
+          <w:lang w:val="pt_PT" w:bidi="pt_PT"/>
+        </w:rPr>
+        <w:t>2.4–10</w:t>
+      </w:r>
       <w:r>
         <w:rPr>
           <w:lang w:val="pt_PT" w:bidi="pt_PT"/>
         </w:rPr>
         <w:t>), declara os pecados dos falsos mestres (</w:t>
       </w:r>
-      <w:hyperlink r:id="rId24">
-        <w:r>
-          <w:rPr>
-            <w:lang w:val="pt_PT" w:bidi="pt_PT"/>
-          </w:rPr>
-          <w:rPr>
-            <w:color w:val="0000EE"/>
-            <w:u w:val="single"/>
-          </w:rPr>
-          <w:t>2.10–16</w:t>
-        </w:r>
-      </w:hyperlink>
+      <w:r>
+        <w:rPr>
+          <w:lang w:val="pt_PT" w:bidi="pt_PT"/>
+        </w:rPr>
+        <w:t>2.10–16</w:t>
+      </w:r>
       <w:r>
         <w:rPr>
           <w:lang w:val="pt_PT" w:bidi="pt_PT"/>
         </w:rPr>
         <w:t>) e pronuncia sua condenação (</w:t>
       </w:r>
-      <w:hyperlink r:id="rId25">
-        <w:r>
-          <w:rPr>
-            <w:lang w:val="pt_PT" w:bidi="pt_PT"/>
-          </w:rPr>
-          <w:rPr>
-            <w:color w:val="0000EE"/>
-            <w:u w:val="single"/>
-          </w:rPr>
-          <w:t>2.17–22</w:t>
-        </w:r>
-      </w:hyperlink>
+      <w:r>
+        <w:rPr>
+          <w:lang w:val="pt_PT" w:bidi="pt_PT"/>
+        </w:rPr>
+        <w:t>2.17–22</w:t>
+      </w:r>
       <w:r>
         <w:rPr>
           <w:lang w:val="pt_PT" w:bidi="pt_PT"/>
@@ -553,54 +475,36 @@
         </w:rPr>
         <w:t>Depois de insistir ainda mais que Cristo, de fato, retornará em glória para transformar o mundo (</w:t>
       </w:r>
-      <w:hyperlink r:id="rId26">
-        <w:r>
-          <w:rPr>
-            <w:lang w:val="pt_PT" w:bidi="pt_PT"/>
-          </w:rPr>
-          <w:rPr>
-            <w:color w:val="0000EE"/>
-            <w:u w:val="single"/>
-          </w:rPr>
-          <w:t>3.1–13</w:t>
-        </w:r>
-      </w:hyperlink>
+      <w:r>
+        <w:rPr>
+          <w:lang w:val="pt_PT" w:bidi="pt_PT"/>
+        </w:rPr>
+        <w:t>3.1–13</w:t>
+      </w:r>
       <w:r>
         <w:rPr>
           <w:lang w:val="pt_PT" w:bidi="pt_PT"/>
         </w:rPr>
         <w:t>), Pedro conclui a carta como começou, orando para que seus leitores “cresçam na graça e no conhecimento de nosso Senhor e Salvador Jesus Cristo” (</w:t>
       </w:r>
-      <w:hyperlink r:id="rId27">
-        <w:r>
-          <w:rPr>
-            <w:lang w:val="pt_PT" w:bidi="pt_PT"/>
-          </w:rPr>
-          <w:rPr>
-            <w:color w:val="0000EE"/>
-            <w:u w:val="single"/>
-          </w:rPr>
-          <w:t>3.18</w:t>
-        </w:r>
-      </w:hyperlink>
+      <w:r>
+        <w:rPr>
+          <w:lang w:val="pt_PT" w:bidi="pt_PT"/>
+        </w:rPr>
+        <w:t>3.18</w:t>
+      </w:r>
       <w:r>
         <w:rPr>
           <w:lang w:val="pt_PT" w:bidi="pt_PT"/>
         </w:rPr>
         <w:t xml:space="preserve">; veja </w:t>
       </w:r>
-      <w:hyperlink r:id="rId18">
-        <w:r>
-          <w:rPr>
-            <w:lang w:val="pt_PT" w:bidi="pt_PT"/>
-          </w:rPr>
-          <w:rPr>
-            <w:color w:val="0000EE"/>
-            <w:u w:val="single"/>
-          </w:rPr>
-          <w:t>1.3–11</w:t>
-        </w:r>
-      </w:hyperlink>
+      <w:r>
+        <w:rPr>
+          <w:lang w:val="pt_PT" w:bidi="pt_PT"/>
+        </w:rPr>
+        <w:t>1.3–11</w:t>
+      </w:r>
       <w:r>
         <w:rPr>
           <w:lang w:val="pt_PT" w:bidi="pt_PT"/>
@@ -632,36 +536,24 @@
         </w:rPr>
         <w:t>O autor se identifica como Simão Pedro (</w:t>
       </w:r>
-      <w:hyperlink r:id="rId28">
-        <w:r>
-          <w:rPr>
-            <w:lang w:val="pt_PT" w:bidi="pt_PT"/>
-          </w:rPr>
-          <w:rPr>
-            <w:color w:val="0000EE"/>
-            <w:u w:val="single"/>
-          </w:rPr>
-          <w:t>1.1</w:t>
-        </w:r>
-      </w:hyperlink>
+      <w:r>
+        <w:rPr>
+          <w:lang w:val="pt_PT" w:bidi="pt_PT"/>
+        </w:rPr>
+        <w:t>1.1</w:t>
+      </w:r>
       <w:r>
         <w:rPr>
           <w:lang w:val="pt_PT" w:bidi="pt_PT"/>
         </w:rPr>
         <w:t>), um dos apóstolos de Jesus. Pedro afirma que “esta é a minha segunda carta para vocês” (</w:t>
       </w:r>
-      <w:hyperlink r:id="rId14">
-        <w:r>
-          <w:rPr>
-            <w:lang w:val="pt_PT" w:bidi="pt_PT"/>
-          </w:rPr>
-          <w:rPr>
-            <w:color w:val="0000EE"/>
-            <w:u w:val="single"/>
-          </w:rPr>
-          <w:t>3.1</w:t>
-        </w:r>
-      </w:hyperlink>
+      <w:r>
+        <w:rPr>
+          <w:lang w:val="pt_PT" w:bidi="pt_PT"/>
+        </w:rPr>
+        <w:t>3.1</w:t>
+      </w:r>
       <w:r>
         <w:rPr>
           <w:lang w:val="pt_PT" w:bidi="pt_PT"/>
@@ -682,18 +574,12 @@
         </w:rPr>
         <w:t xml:space="preserve">De muitas maneiras, no entanto, 2 Pedro é diferente de 1 Pedro, embora contenha semelhanças marcantes com a carta de Judas. Por causa disso, alguns intérpretes pensam que outra pessoa escreveu 2 Pedro. Essa conclusão é desnecessária porque 2 Pedro está lidando com uma situação muito diferente de 1 Pedro; naturalmente, a linguagem e os conceitos diferem. Além disso, é possível que Silas (o escriba de Pedro, também chamado de Silvano em </w:t>
       </w:r>
-      <w:hyperlink r:id="rId29">
-        <w:r>
-          <w:rPr>
-            <w:lang w:val="pt_PT" w:bidi="pt_PT"/>
-          </w:rPr>
-          <w:rPr>
-            <w:color w:val="0000EE"/>
-            <w:u w:val="single"/>
-          </w:rPr>
-          <w:t>1Pe 5.12</w:t>
-        </w:r>
-      </w:hyperlink>
+      <w:r>
+        <w:rPr>
+          <w:lang w:val="pt_PT" w:bidi="pt_PT"/>
+        </w:rPr>
+        <w:t>1Pe 5.12</w:t>
+      </w:r>
       <w:r>
         <w:rPr>
           <w:lang w:val="pt_PT" w:bidi="pt_PT"/>
@@ -725,318 +611,204 @@
         </w:rPr>
         <w:t xml:space="preserve">É inegável que 2 Pedro e Judas têm algum tipo de relação literária. As duas cartas usam muitas das mesmas expressões incomuns, tornando as semelhanças mais do que uma coincidência ou uma questão de tradição oral compartilhada (cp. </w:t>
       </w:r>
-      <w:hyperlink r:id="rId30">
-        <w:r>
-          <w:rPr>
-            <w:lang w:val="pt_PT" w:bidi="pt_PT"/>
-          </w:rPr>
-          <w:rPr>
-            <w:color w:val="0000EE"/>
-            <w:u w:val="single"/>
-          </w:rPr>
-          <w:t>2Pe 2.3</w:t>
-        </w:r>
-      </w:hyperlink>
+      <w:r>
+        <w:rPr>
+          <w:lang w:val="pt_PT" w:bidi="pt_PT"/>
+        </w:rPr>
+        <w:t>2Pe 2.3</w:t>
+      </w:r>
       <w:r>
         <w:rPr>
           <w:lang w:val="pt_PT" w:bidi="pt_PT"/>
         </w:rPr>
         <w:t xml:space="preserve"> // </w:t>
       </w:r>
-      <w:hyperlink r:id="rId31">
-        <w:r>
-          <w:rPr>
-            <w:lang w:val="pt_PT" w:bidi="pt_PT"/>
-          </w:rPr>
-          <w:rPr>
-            <w:color w:val="0000EE"/>
-            <w:u w:val="single"/>
-          </w:rPr>
-          <w:t>Jd 1.4</w:t>
-        </w:r>
-      </w:hyperlink>
+      <w:r>
+        <w:rPr>
+          <w:lang w:val="pt_PT" w:bidi="pt_PT"/>
+        </w:rPr>
+        <w:t>Jd 1.4</w:t>
+      </w:r>
       <w:r>
         <w:rPr>
           <w:lang w:val="pt_PT" w:bidi="pt_PT"/>
         </w:rPr>
         <w:t xml:space="preserve">; </w:t>
       </w:r>
-      <w:hyperlink r:id="rId32">
-        <w:r>
-          <w:rPr>
-            <w:lang w:val="pt_PT" w:bidi="pt_PT"/>
-          </w:rPr>
-          <w:rPr>
-            <w:color w:val="0000EE"/>
-            <w:u w:val="single"/>
-          </w:rPr>
-          <w:t>2Pe 2.4</w:t>
-        </w:r>
-      </w:hyperlink>
+      <w:r>
+        <w:rPr>
+          <w:lang w:val="pt_PT" w:bidi="pt_PT"/>
+        </w:rPr>
+        <w:t>2Pe 2.4</w:t>
+      </w:r>
       <w:r>
         <w:rPr>
           <w:lang w:val="pt_PT" w:bidi="pt_PT"/>
         </w:rPr>
         <w:t xml:space="preserve"> // </w:t>
       </w:r>
-      <w:hyperlink r:id="rId33">
-        <w:r>
-          <w:rPr>
-            <w:lang w:val="pt_PT" w:bidi="pt_PT"/>
-          </w:rPr>
-          <w:rPr>
-            <w:color w:val="0000EE"/>
-            <w:u w:val="single"/>
-          </w:rPr>
-          <w:t>Jd 1.6</w:t>
-        </w:r>
-      </w:hyperlink>
+      <w:r>
+        <w:rPr>
+          <w:lang w:val="pt_PT" w:bidi="pt_PT"/>
+        </w:rPr>
+        <w:t>Jd 1.6</w:t>
+      </w:r>
       <w:r>
         <w:rPr>
           <w:lang w:val="pt_PT" w:bidi="pt_PT"/>
         </w:rPr>
         <w:t xml:space="preserve">; </w:t>
       </w:r>
-      <w:hyperlink r:id="rId34">
-        <w:r>
-          <w:rPr>
-            <w:lang w:val="pt_PT" w:bidi="pt_PT"/>
-          </w:rPr>
-          <w:rPr>
-            <w:color w:val="0000EE"/>
-            <w:u w:val="single"/>
-          </w:rPr>
-          <w:t>2Pe 2.6</w:t>
-        </w:r>
-      </w:hyperlink>
+      <w:r>
+        <w:rPr>
+          <w:lang w:val="pt_PT" w:bidi="pt_PT"/>
+        </w:rPr>
+        <w:t>2Pe 2.6</w:t>
+      </w:r>
       <w:r>
         <w:rPr>
           <w:lang w:val="pt_PT" w:bidi="pt_PT"/>
         </w:rPr>
         <w:t xml:space="preserve"> // </w:t>
       </w:r>
-      <w:hyperlink r:id="rId35">
-        <w:r>
-          <w:rPr>
-            <w:lang w:val="pt_PT" w:bidi="pt_PT"/>
-          </w:rPr>
-          <w:rPr>
-            <w:color w:val="0000EE"/>
-            <w:u w:val="single"/>
-          </w:rPr>
-          <w:t>Jd 1.7</w:t>
-        </w:r>
-      </w:hyperlink>
+      <w:r>
+        <w:rPr>
+          <w:lang w:val="pt_PT" w:bidi="pt_PT"/>
+        </w:rPr>
+        <w:t>Jd 1.7</w:t>
+      </w:r>
       <w:r>
         <w:rPr>
           <w:lang w:val="pt_PT" w:bidi="pt_PT"/>
         </w:rPr>
         <w:t xml:space="preserve">; </w:t>
       </w:r>
-      <w:hyperlink r:id="rId34">
-        <w:r>
-          <w:rPr>
-            <w:lang w:val="pt_PT" w:bidi="pt_PT"/>
-          </w:rPr>
-          <w:rPr>
-            <w:color w:val="0000EE"/>
-            <w:u w:val="single"/>
-          </w:rPr>
-          <w:t>2Pe</w:t>
-        </w:r>
-      </w:hyperlink>
-      <w:hyperlink r:id="rId36">
-        <w:r>
-          <w:rPr>
-            <w:lang w:val="pt_PT" w:bidi="pt_PT"/>
-          </w:rPr>
-          <w:rPr>
-            <w:color w:val="0000EE"/>
-            <w:u w:val="single"/>
-          </w:rPr>
-          <w:t xml:space="preserve"> 2.10</w:t>
-        </w:r>
-      </w:hyperlink>
+      <w:r>
+        <w:rPr>
+          <w:lang w:val="pt_PT" w:bidi="pt_PT"/>
+        </w:rPr>
+        <w:t>2Pe</w:t>
+      </w:r>
+      <w:r>
+        <w:rPr>
+          <w:lang w:val="pt_PT" w:bidi="pt_PT"/>
+        </w:rPr>
+        <w:t xml:space="preserve"> 2.10</w:t>
+      </w:r>
       <w:r>
         <w:rPr>
           <w:lang w:val="pt_PT" w:bidi="pt_PT"/>
         </w:rPr>
         <w:t xml:space="preserve"> // </w:t>
       </w:r>
-      <w:hyperlink r:id="rId37">
-        <w:r>
-          <w:rPr>
-            <w:lang w:val="pt_PT" w:bidi="pt_PT"/>
-          </w:rPr>
-          <w:rPr>
-            <w:color w:val="0000EE"/>
-            <w:u w:val="single"/>
-          </w:rPr>
-          <w:t>Jd 1.8</w:t>
-        </w:r>
-      </w:hyperlink>
+      <w:r>
+        <w:rPr>
+          <w:lang w:val="pt_PT" w:bidi="pt_PT"/>
+        </w:rPr>
+        <w:t>Jd 1.8</w:t>
+      </w:r>
       <w:r>
         <w:rPr>
           <w:lang w:val="pt_PT" w:bidi="pt_PT"/>
         </w:rPr>
         <w:t xml:space="preserve">; </w:t>
       </w:r>
-      <w:hyperlink r:id="rId34">
-        <w:r>
-          <w:rPr>
-            <w:lang w:val="pt_PT" w:bidi="pt_PT"/>
-          </w:rPr>
-          <w:rPr>
-            <w:color w:val="0000EE"/>
-            <w:u w:val="single"/>
-          </w:rPr>
-          <w:t>2Pe</w:t>
-        </w:r>
-      </w:hyperlink>
-      <w:hyperlink r:id="rId38">
-        <w:r>
-          <w:rPr>
-            <w:lang w:val="pt_PT" w:bidi="pt_PT"/>
-          </w:rPr>
-          <w:rPr>
-            <w:color w:val="0000EE"/>
-            <w:u w:val="single"/>
-          </w:rPr>
-          <w:t xml:space="preserve"> 2.11</w:t>
-        </w:r>
-      </w:hyperlink>
+      <w:r>
+        <w:rPr>
+          <w:lang w:val="pt_PT" w:bidi="pt_PT"/>
+        </w:rPr>
+        <w:t>2Pe</w:t>
+      </w:r>
+      <w:r>
+        <w:rPr>
+          <w:lang w:val="pt_PT" w:bidi="pt_PT"/>
+        </w:rPr>
+        <w:t xml:space="preserve"> 2.11</w:t>
+      </w:r>
       <w:r>
         <w:rPr>
           <w:lang w:val="pt_PT" w:bidi="pt_PT"/>
         </w:rPr>
         <w:t xml:space="preserve"> // </w:t>
       </w:r>
-      <w:hyperlink r:id="rId39">
-        <w:r>
-          <w:rPr>
-            <w:lang w:val="pt_PT" w:bidi="pt_PT"/>
-          </w:rPr>
-          <w:rPr>
-            <w:color w:val="0000EE"/>
-            <w:u w:val="single"/>
-          </w:rPr>
-          <w:t>Jd 1.9</w:t>
-        </w:r>
-      </w:hyperlink>
+      <w:r>
+        <w:rPr>
+          <w:lang w:val="pt_PT" w:bidi="pt_PT"/>
+        </w:rPr>
+        <w:t>Jd 1.9</w:t>
+      </w:r>
       <w:r>
         <w:rPr>
           <w:lang w:val="pt_PT" w:bidi="pt_PT"/>
         </w:rPr>
         <w:t xml:space="preserve">; </w:t>
       </w:r>
-      <w:hyperlink r:id="rId34">
-        <w:r>
-          <w:rPr>
-            <w:lang w:val="pt_PT" w:bidi="pt_PT"/>
-          </w:rPr>
-          <w:rPr>
-            <w:color w:val="0000EE"/>
-            <w:u w:val="single"/>
-          </w:rPr>
-          <w:t>2Pe</w:t>
-        </w:r>
-      </w:hyperlink>
-      <w:hyperlink r:id="rId40">
-        <w:r>
-          <w:rPr>
-            <w:lang w:val="pt_PT" w:bidi="pt_PT"/>
-          </w:rPr>
-          <w:rPr>
-            <w:color w:val="0000EE"/>
-            <w:u w:val="single"/>
-          </w:rPr>
-          <w:t xml:space="preserve"> 2.13</w:t>
-        </w:r>
-      </w:hyperlink>
+      <w:r>
+        <w:rPr>
+          <w:lang w:val="pt_PT" w:bidi="pt_PT"/>
+        </w:rPr>
+        <w:t>2Pe</w:t>
+      </w:r>
+      <w:r>
+        <w:rPr>
+          <w:lang w:val="pt_PT" w:bidi="pt_PT"/>
+        </w:rPr>
+        <w:t xml:space="preserve"> 2.13</w:t>
+      </w:r>
       <w:r>
         <w:rPr>
           <w:lang w:val="pt_PT" w:bidi="pt_PT"/>
         </w:rPr>
         <w:t>,</w:t>
       </w:r>
-      <w:hyperlink r:id="rId41">
-        <w:r>
-          <w:rPr>
-            <w:lang w:val="pt_PT" w:bidi="pt_PT"/>
-          </w:rPr>
-          <w:rPr>
-            <w:color w:val="0000EE"/>
-            <w:u w:val="single"/>
-          </w:rPr>
-          <w:t>17</w:t>
-        </w:r>
-      </w:hyperlink>
+      <w:r>
+        <w:rPr>
+          <w:lang w:val="pt_PT" w:bidi="pt_PT"/>
+        </w:rPr>
+        <w:t>17</w:t>
+      </w:r>
       <w:r>
         <w:rPr>
           <w:lang w:val="pt_PT" w:bidi="pt_PT"/>
         </w:rPr>
         <w:t xml:space="preserve"> // </w:t>
       </w:r>
-      <w:hyperlink r:id="rId42">
-        <w:r>
-          <w:rPr>
-            <w:lang w:val="pt_PT" w:bidi="pt_PT"/>
-          </w:rPr>
-          <w:rPr>
-            <w:color w:val="0000EE"/>
-            <w:u w:val="single"/>
-          </w:rPr>
-          <w:t>Jd 1.12</w:t>
-        </w:r>
-      </w:hyperlink>
+      <w:r>
+        <w:rPr>
+          <w:lang w:val="pt_PT" w:bidi="pt_PT"/>
+        </w:rPr>
+        <w:t>Jd 1.12</w:t>
+      </w:r>
       <w:r>
         <w:rPr>
           <w:lang w:val="pt_PT" w:bidi="pt_PT"/>
         </w:rPr>
         <w:t xml:space="preserve">; </w:t>
       </w:r>
-      <w:hyperlink r:id="rId34">
-        <w:r>
-          <w:rPr>
-            <w:lang w:val="pt_PT" w:bidi="pt_PT"/>
-          </w:rPr>
-          <w:rPr>
-            <w:color w:val="0000EE"/>
-            <w:u w:val="single"/>
-          </w:rPr>
-          <w:t>2Pe</w:t>
-        </w:r>
-      </w:hyperlink>
-      <w:hyperlink r:id="rId43">
-        <w:r>
-          <w:rPr>
-            <w:lang w:val="pt_PT" w:bidi="pt_PT"/>
-          </w:rPr>
-          <w:rPr>
-            <w:color w:val="0000EE"/>
-            <w:u w:val="single"/>
-          </w:rPr>
-          <w:t xml:space="preserve"> 3.3</w:t>
-        </w:r>
-      </w:hyperlink>
+      <w:r>
+        <w:rPr>
+          <w:lang w:val="pt_PT" w:bidi="pt_PT"/>
+        </w:rPr>
+        <w:t>2Pe</w:t>
+      </w:r>
+      <w:r>
+        <w:rPr>
+          <w:lang w:val="pt_PT" w:bidi="pt_PT"/>
+        </w:rPr>
+        <w:t xml:space="preserve"> 3.3</w:t>
+      </w:r>
       <w:r>
         <w:rPr>
           <w:lang w:val="pt_PT" w:bidi="pt_PT"/>
         </w:rPr>
         <w:t xml:space="preserve"> // </w:t>
       </w:r>
-      <w:hyperlink r:id="rId37">
-        <w:r>
-          <w:rPr>
-            <w:lang w:val="pt_PT" w:bidi="pt_PT"/>
-          </w:rPr>
-          <w:rPr>
-            <w:color w:val="0000EE"/>
-            <w:u w:val="single"/>
-          </w:rPr>
-          <w:t>Jd 1.8</w:t>
-        </w:r>
-      </w:hyperlink>
+      <w:r>
+        <w:rPr>
+          <w:lang w:val="pt_PT" w:bidi="pt_PT"/>
+        </w:rPr>
+        <w:t>Jd 1.8</w:t>
+      </w:r>
       <w:r>
         <w:rPr>
           <w:lang w:val="pt_PT" w:bidi="pt_PT"/>
@@ -1068,54 +840,36 @@
         </w:rPr>
         <w:t>Os falsos mestres que Pedro denuncia não podem ser identificados com nenhuma heresia conhecida na igreja antiga. Com sua imoralidade e ceticismo, esses falsos mestres assumiram que a graça de Deus lhes dava a liberdade para fazer qualquer coisa que quisessem (</w:t>
       </w:r>
-      <w:hyperlink r:id="rId44">
-        <w:r>
-          <w:rPr>
-            <w:lang w:val="pt_PT" w:bidi="pt_PT"/>
-          </w:rPr>
-          <w:rPr>
-            <w:color w:val="0000EE"/>
-            <w:u w:val="single"/>
-          </w:rPr>
-          <w:t>2Pe 2.19–20</w:t>
-        </w:r>
-      </w:hyperlink>
+      <w:r>
+        <w:rPr>
+          <w:lang w:val="pt_PT" w:bidi="pt_PT"/>
+        </w:rPr>
+        <w:t>2Pe 2.19–20</w:t>
+      </w:r>
       <w:r>
         <w:rPr>
           <w:lang w:val="pt_PT" w:bidi="pt_PT"/>
         </w:rPr>
         <w:t xml:space="preserve">). Eles não tinham respeito pela autoridade (veja </w:t>
       </w:r>
-      <w:hyperlink r:id="rId45">
-        <w:r>
-          <w:rPr>
-            <w:lang w:val="pt_PT" w:bidi="pt_PT"/>
-          </w:rPr>
-          <w:rPr>
-            <w:color w:val="0000EE"/>
-            <w:u w:val="single"/>
-          </w:rPr>
-          <w:t>2.10–11</w:t>
-        </w:r>
-      </w:hyperlink>
+      <w:r>
+        <w:rPr>
+          <w:lang w:val="pt_PT" w:bidi="pt_PT"/>
+        </w:rPr>
+        <w:t>2.10–11</w:t>
+      </w:r>
       <w:r>
         <w:rPr>
           <w:lang w:val="pt_PT" w:bidi="pt_PT"/>
         </w:rPr>
         <w:t>). Eles se envolviam em sexo ilícito, excesso de bebida e comida, e ganância (</w:t>
       </w:r>
-      <w:hyperlink r:id="rId46">
-        <w:r>
-          <w:rPr>
-            <w:lang w:val="pt_PT" w:bidi="pt_PT"/>
-          </w:rPr>
-          <w:rPr>
-            <w:color w:val="0000EE"/>
-            <w:u w:val="single"/>
-          </w:rPr>
-          <w:t>2.13–20</w:t>
-        </w:r>
-      </w:hyperlink>
+      <w:r>
+        <w:rPr>
+          <w:lang w:val="pt_PT" w:bidi="pt_PT"/>
+        </w:rPr>
+        <w:t>2.13–20</w:t>
+      </w:r>
       <w:r>
         <w:rPr>
           <w:lang w:val="pt_PT" w:bidi="pt_PT"/>
@@ -1147,72 +901,48 @@
         </w:rPr>
         <w:t>Em Segunda de Pedro predomina uma preocupação com a presença de falsos mestres na igreja. Embora esses libertinos afirmassem ser cristãos (</w:t>
       </w:r>
-      <w:hyperlink r:id="rId47">
-        <w:r>
-          <w:rPr>
-            <w:lang w:val="pt_PT" w:bidi="pt_PT"/>
-          </w:rPr>
-          <w:rPr>
-            <w:color w:val="0000EE"/>
-            <w:u w:val="single"/>
-          </w:rPr>
-          <w:t>2.1</w:t>
-        </w:r>
-      </w:hyperlink>
+      <w:r>
+        <w:rPr>
+          <w:lang w:val="pt_PT" w:bidi="pt_PT"/>
+        </w:rPr>
+        <w:t>2.1</w:t>
+      </w:r>
       <w:r>
         <w:rPr>
           <w:lang w:val="pt_PT" w:bidi="pt_PT"/>
         </w:rPr>
         <w:t>,</w:t>
       </w:r>
-      <w:hyperlink r:id="rId48">
-        <w:r>
-          <w:rPr>
-            <w:lang w:val="pt_PT" w:bidi="pt_PT"/>
-          </w:rPr>
-          <w:rPr>
-            <w:color w:val="0000EE"/>
-            <w:u w:val="single"/>
-          </w:rPr>
-          <w:t>21–22</w:t>
-        </w:r>
-      </w:hyperlink>
+      <w:r>
+        <w:rPr>
+          <w:lang w:val="pt_PT" w:bidi="pt_PT"/>
+        </w:rPr>
+        <w:t>21–22</w:t>
+      </w:r>
       <w:r>
         <w:rPr>
           <w:lang w:val="pt_PT" w:bidi="pt_PT"/>
         </w:rPr>
         <w:t>), Pedro não deixa dúvidas de que, na realidade, estavam destinados à condenação como rebeldes contra o Senhor (</w:t>
       </w:r>
-      <w:hyperlink r:id="rId30">
-        <w:r>
-          <w:rPr>
-            <w:lang w:val="pt_PT" w:bidi="pt_PT"/>
-          </w:rPr>
-          <w:rPr>
-            <w:color w:val="0000EE"/>
-            <w:u w:val="single"/>
-          </w:rPr>
-          <w:t>2.3</w:t>
-        </w:r>
-      </w:hyperlink>
+      <w:r>
+        <w:rPr>
+          <w:lang w:val="pt_PT" w:bidi="pt_PT"/>
+        </w:rPr>
+        <w:t>2.3</w:t>
+      </w:r>
       <w:r>
         <w:rPr>
           <w:lang w:val="pt_PT" w:bidi="pt_PT"/>
         </w:rPr>
         <w:t>,</w:t>
       </w:r>
-      <w:hyperlink r:id="rId36">
-        <w:r>
-          <w:rPr>
-            <w:lang w:val="pt_PT" w:bidi="pt_PT"/>
-          </w:rPr>
-          <w:rPr>
-            <w:color w:val="0000EE"/>
-            <w:u w:val="single"/>
-          </w:rPr>
-          <w:t>10</w:t>
-        </w:r>
-      </w:hyperlink>
+      <w:r>
+        <w:rPr>
+          <w:lang w:val="pt_PT" w:bidi="pt_PT"/>
+        </w:rPr>
+        <w:t>10</w:t>
+      </w:r>
       <w:r>
         <w:rPr>
           <w:lang w:val="pt_PT" w:bidi="pt_PT"/>
